--- a/forms/hospitalization-consent.docx
+++ b/forms/hospitalization-consent.docx
@@ -2,86 +2,6 @@
 <file path=word/document.xml><?xml version="1.0" encoding="utf-8"?>
 <w:document xmlns:wpc="http://schemas.microsoft.com/office/word/2010/wordprocessingCanvas" xmlns:mc="http://schemas.openxmlformats.org/markup-compatibility/2006" xmlns:o="urn:schemas-microsoft-com:office:office" xmlns:r="http://schemas.openxmlformats.org/officeDocument/2006/relationships" xmlns:m="http://schemas.openxmlformats.org/officeDocument/2006/math" xmlns:v="urn:schemas-microsoft-com:vml" xmlns:wp14="http://schemas.microsoft.com/office/word/2010/wordprocessingDrawing" xmlns:wp="http://schemas.openxmlformats.org/drawingml/2006/wordprocessingDrawing" xmlns:w10="urn:schemas-microsoft-com:office:word" xmlns:w="http://schemas.openxmlformats.org/wordprocessingml/2006/main" xmlns:w14="http://schemas.microsoft.com/office/word/2010/wordml" xmlns:w15="http://schemas.microsoft.com/office/word/2012/wordml" xmlns:wpg="http://schemas.microsoft.com/office/word/2010/wordprocessingGroup" xmlns:wpi="http://schemas.microsoft.com/office/word/2010/wordprocessingInk" xmlns:wne="http://schemas.microsoft.com/office/word/2006/wordml" xmlns:wps="http://schemas.microsoft.com/office/word/2010/wordprocessingShape" xmlns:cx="http://schemas.microsoft.com/office/drawing/2014/chartex" xmlns:cx1="http://schemas.microsoft.com/office/drawing/2015/9/8/chartex" xmlns:cx2="http://schemas.microsoft.com/office/drawing/2015/10/21/chartex" xmlns:cx3="http://schemas.microsoft.com/office/drawing/2016/5/9/chartex" xmlns:cx4="http://schemas.microsoft.com/office/drawing/2016/5/10/chartex" xmlns:cx5="http://schemas.microsoft.com/office/drawing/2016/5/11/chartex" xmlns:cx6="http://schemas.microsoft.com/office/drawing/2016/5/12/chartex" xmlns:cx7="http://schemas.microsoft.com/office/drawing/2016/5/13/chartex" xmlns:cx8="http://schemas.microsoft.com/office/drawing/2016/5/14/chartex" xmlns:aink="http://schemas.microsoft.com/office/drawing/2016/ink" xmlns:am3d="http://schemas.microsoft.com/office/drawing/2017/model3d" xmlns:w16cex="http://schemas.microsoft.com/office/word/2018/wordml/cex" xmlns:w16cid="http://schemas.microsoft.com/office/word/2016/wordml/cid" xmlns:w16="http://schemas.microsoft.com/office/word/2018/wordml" xmlns:w16sdtdh="http://schemas.microsoft.com/office/word/2020/wordml/sdtdatahash" xmlns:w16se="http://schemas.microsoft.com/office/word/2015/wordml/symex" mc:Ignorable="w14 w15 wp14">
   <w:body>
-    <w:p>
-      <w:pPr>
-        <w:spacing w:after="60"/>
-      </w:pPr>
-      <w:r>
-        <w:drawing>
-          <wp:inline distT="0" distB="0" distL="0" distR="0">
-            <wp:extent cx="1800225" cy="361950"/>
-            <wp:effectExtent t="0" r="0" b="0" l="0"/>
-            <wp:docPr id="1" name="" descr="" title=""/>
-            <wp:cNvGraphicFramePr>
-              <a:graphicFrameLocks xmlns:a="http://schemas.openxmlformats.org/drawingml/2006/main" noChangeAspect="1"/>
-            </wp:cNvGraphicFramePr>
-            <a:graphic xmlns:a="http://schemas.openxmlformats.org/drawingml/2006/main">
-              <a:graphicData uri="http://schemas.openxmlformats.org/drawingml/2006/picture">
-                <pic:pic xmlns:pic="http://schemas.openxmlformats.org/drawingml/2006/picture">
-                  <pic:nvPicPr>
-                    <pic:cNvPr id="0" name="" descr=""/>
-                    <pic:cNvPicPr>
-                      <a:picLocks noChangeAspect="1" noChangeArrowheads="1"/>
-                    </pic:cNvPicPr>
-                  </pic:nvPicPr>
-                  <pic:blipFill>
-                    <a:blip r:embed="rId7" cstate="none"/>
-                    <a:srcRect/>
-                    <a:stretch>
-                      <a:fillRect/>
-                    </a:stretch>
-                  </pic:blipFill>
-                  <pic:spPr bwMode="auto">
-                    <a:xfrm>
-                      <a:off x="0" y="0"/>
-                      <a:ext cx="1800225" cy="361950"/>
-                    </a:xfrm>
-                    <a:prstGeom prst="rect">
-                      <a:avLst/>
-                    </a:prstGeom>
-                  </pic:spPr>
-                </pic:pic>
-              </a:graphicData>
-            </a:graphic>
-          </wp:inline>
-        </w:drawing>
-      </w:r>
-    </w:p>
-    <w:p>
-      <w:pPr>
-        <w:pBdr>
-          <w:bottom w:val="single" w:color="035293" w:sz="18" w:space="6"/>
-        </w:pBdr>
-        <w:spacing w:after="30" w:line="500" w:lineRule="exact"/>
-      </w:pPr>
-      <w:r>
-        <w:rPr>
-          <w:rFonts w:ascii="Malgun Gothic" w:eastAsia="Malgun Gothic" w:hAnsi="Malgun Gothic"/>
-          <w:b/>
-          <w:bCs/>
-          <w:color w:val="023A68"/>
-          <w:sz w:val="34"/>
-          <w:szCs w:val="34"/>
-        </w:rPr>
-        <w:t xml:space="preserve">입원 동의서</w:t>
-      </w:r>
-    </w:p>
-    <w:p>
-      <w:pPr>
-        <w:spacing w:after="90" w:line="230" w:lineRule="exact"/>
-      </w:pPr>
-      <w:r>
-        <w:rPr>
-          <w:rFonts w:ascii="Malgun Gothic" w:eastAsia="Malgun Gothic" w:hAnsi="Malgun Gothic"/>
-          <w:b w:val="false"/>
-          <w:bCs w:val="false"/>
-          <w:color w:val="6B7683"/>
-          <w:sz w:val="15"/>
-          <w:szCs w:val="15"/>
-        </w:rPr>
-        <w:t xml:space="preserve">입원 진료에 관한 설명·비용·연락 방식 합의서 — 본 서식은 수의사법 제13조의2의 수술등중대진료 동의서가 아닙니다. / 서식번호 KAHA-F-2604</w:t>
-      </w:r>
-    </w:p>
     <w:tbl>
       <w:tblPr>
         <w:tblW w:type="dxa" w:w="10090"/>
@@ -98,10 +18,209 @@
         <w:gridCol w:w="10090"/>
       </w:tblGrid>
       <w:tr>
+        <w:trPr>
+          <w:trHeight w:val="620" w:hRule="exact"/>
+        </w:trPr>
         <w:tc>
           <w:tcPr>
             <w:tcW w:type="dxa" w:w="10090"/>
             <w:tcBorders>
+              <w:top w:val="none" w:color="FFFFFF" w:sz="0"/>
+              <w:left w:val="none" w:color="FFFFFF" w:sz="0"/>
+              <w:bottom w:val="none" w:color="FFFFFF" w:sz="0"/>
+              <w:right w:val="none" w:color="FFFFFF" w:sz="0"/>
+            </w:tcBorders>
+            <w:tcMar>
+              <w:top w:type="dxa" w:w="0"/>
+              <w:left w:type="dxa" w:w="0"/>
+              <w:bottom w:type="dxa" w:w="0"/>
+              <w:right w:type="dxa" w:w="0"/>
+            </w:tcMar>
+            <w:vAlign w:val="center"/>
+          </w:tcPr>
+          <w:p>
+            <w:pPr>
+              <w:spacing w:after="0" w:before="0" w:line="600" w:lineRule="exact"/>
+            </w:pPr>
+            <w:r>
+              <w:drawing>
+                <wp:inline distT="0" distB="0" distL="0" distR="0">
+                  <wp:extent cx="1800225" cy="361950"/>
+                  <wp:effectExtent t="0" r="0" b="0" l="0"/>
+                  <wp:docPr id="1" name="" descr="" title=""/>
+                  <wp:cNvGraphicFramePr>
+                    <a:graphicFrameLocks xmlns:a="http://schemas.openxmlformats.org/drawingml/2006/main" noChangeAspect="1"/>
+                  </wp:cNvGraphicFramePr>
+                  <a:graphic xmlns:a="http://schemas.openxmlformats.org/drawingml/2006/main">
+                    <a:graphicData uri="http://schemas.openxmlformats.org/drawingml/2006/picture">
+                      <pic:pic xmlns:pic="http://schemas.openxmlformats.org/drawingml/2006/picture">
+                        <pic:nvPicPr>
+                          <pic:cNvPr id="0" name="" descr=""/>
+                          <pic:cNvPicPr>
+                            <a:picLocks noChangeAspect="1" noChangeArrowheads="1"/>
+                          </pic:cNvPicPr>
+                        </pic:nvPicPr>
+                        <pic:blipFill>
+                          <a:blip r:embed="rId7" cstate="none"/>
+                          <a:srcRect/>
+                          <a:stretch>
+                            <a:fillRect/>
+                          </a:stretch>
+                        </pic:blipFill>
+                        <pic:spPr bwMode="auto">
+                          <a:xfrm>
+                            <a:off x="0" y="0"/>
+                            <a:ext cx="1800225" cy="361950"/>
+                          </a:xfrm>
+                          <a:prstGeom prst="rect">
+                            <a:avLst/>
+                          </a:prstGeom>
+                        </pic:spPr>
+                      </pic:pic>
+                    </a:graphicData>
+                  </a:graphic>
+                </wp:inline>
+              </w:drawing>
+            </w:r>
+          </w:p>
+        </w:tc>
+      </w:tr>
+    </w:tbl>
+    <w:tbl>
+      <w:tblPr>
+        <w:tblW w:type="dxa" w:w="10090"/>
+        <w:tblBorders>
+          <w:top w:val="single" w:color="auto" w:sz="4"/>
+          <w:left w:val="single" w:color="auto" w:sz="4"/>
+          <w:bottom w:val="single" w:color="auto" w:sz="4"/>
+          <w:right w:val="single" w:color="auto" w:sz="4"/>
+          <w:insideH w:val="single" w:color="auto" w:sz="4"/>
+          <w:insideV w:val="single" w:color="auto" w:sz="4"/>
+        </w:tblBorders>
+      </w:tblPr>
+      <w:tblGrid>
+        <w:gridCol w:w="10090"/>
+      </w:tblGrid>
+      <w:tr>
+        <w:trPr>
+          <w:trHeight w:val="580" w:hRule="exact"/>
+        </w:trPr>
+        <w:tc>
+          <w:tcPr>
+            <w:tcW w:type="dxa" w:w="10090"/>
+            <w:tcBorders>
+              <w:top w:val="none" w:color="FFFFFF" w:sz="0"/>
+              <w:left w:val="none" w:color="FFFFFF" w:sz="0"/>
+              <w:bottom w:val="single" w:color="035293" w:sz="18"/>
+              <w:right w:val="none" w:color="FFFFFF" w:sz="0"/>
+            </w:tcBorders>
+            <w:tcMar>
+              <w:top w:type="dxa" w:w="0"/>
+              <w:left w:type="dxa" w:w="0"/>
+              <w:bottom w:type="dxa" w:w="60"/>
+              <w:right w:type="dxa" w:w="0"/>
+            </w:tcMar>
+            <w:vAlign w:val="center"/>
+          </w:tcPr>
+          <w:p>
+            <w:pPr>
+              <w:spacing w:after="0" w:before="0" w:line="476" w:lineRule="exact"/>
+            </w:pPr>
+            <w:r>
+              <w:rPr>
+                <w:rFonts w:ascii="Malgun Gothic" w:eastAsia="Malgun Gothic" w:hAnsi="Malgun Gothic"/>
+                <w:b/>
+                <w:bCs/>
+                <w:snapToGrid w:val="false"/>
+                <w:color w:val="023A68"/>
+                <w:sz w:val="34"/>
+                <w:szCs w:val="34"/>
+              </w:rPr>
+              <w:t xml:space="preserve">입원 동의서</w:t>
+            </w:r>
+          </w:p>
+        </w:tc>
+      </w:tr>
+    </w:tbl>
+    <w:tbl>
+      <w:tblPr>
+        <w:tblW w:type="dxa" w:w="10090"/>
+        <w:tblBorders>
+          <w:top w:val="single" w:color="auto" w:sz="4"/>
+          <w:left w:val="single" w:color="auto" w:sz="4"/>
+          <w:bottom w:val="single" w:color="auto" w:sz="4"/>
+          <w:right w:val="single" w:color="auto" w:sz="4"/>
+          <w:insideH w:val="single" w:color="auto" w:sz="4"/>
+          <w:insideV w:val="single" w:color="auto" w:sz="4"/>
+        </w:tblBorders>
+      </w:tblPr>
+      <w:tblGrid>
+        <w:gridCol w:w="10090"/>
+      </w:tblGrid>
+      <w:tr>
+        <w:trPr>
+          <w:trHeight w:val="400" w:hRule="exact"/>
+        </w:trPr>
+        <w:tc>
+          <w:tcPr>
+            <w:tcW w:type="dxa" w:w="10090"/>
+            <w:tcBorders>
+              <w:top w:val="none" w:color="FFFFFF" w:sz="0"/>
+              <w:left w:val="none" w:color="FFFFFF" w:sz="0"/>
+              <w:bottom w:val="none" w:color="FFFFFF" w:sz="0"/>
+              <w:right w:val="none" w:color="FFFFFF" w:sz="0"/>
+            </w:tcBorders>
+            <w:tcMar>
+              <w:top w:type="dxa" w:w="40"/>
+              <w:left w:type="dxa" w:w="0"/>
+              <w:bottom w:type="dxa" w:w="0"/>
+              <w:right w:type="dxa" w:w="0"/>
+            </w:tcMar>
+            <w:vAlign w:val="center"/>
+          </w:tcPr>
+          <w:p>
+            <w:pPr>
+              <w:spacing w:after="0" w:before="0" w:line="210" w:lineRule="exact"/>
+            </w:pPr>
+            <w:r>
+              <w:rPr>
+                <w:rFonts w:ascii="Malgun Gothic" w:eastAsia="Malgun Gothic" w:hAnsi="Malgun Gothic"/>
+                <w:b w:val="false"/>
+                <w:bCs w:val="false"/>
+                <w:snapToGrid w:val="false"/>
+                <w:color w:val="6B7683"/>
+                <w:sz w:val="15"/>
+                <w:szCs w:val="15"/>
+              </w:rPr>
+              <w:t xml:space="preserve">입원 진료에 관한 설명·비용·연락 방식 합의서 — 본 서식은 수의사법 제13조의2의 수술등중대진료 동의서가 아닙니다. / 서식번호 KAHA-F-2604</w:t>
+            </w:r>
+          </w:p>
+        </w:tc>
+      </w:tr>
+    </w:tbl>
+    <w:tbl>
+      <w:tblPr>
+        <w:tblW w:type="dxa" w:w="10090"/>
+        <w:tblBorders>
+          <w:top w:val="single" w:color="auto" w:sz="4"/>
+          <w:left w:val="single" w:color="auto" w:sz="4"/>
+          <w:bottom w:val="single" w:color="auto" w:sz="4"/>
+          <w:right w:val="single" w:color="auto" w:sz="4"/>
+          <w:insideH w:val="single" w:color="auto" w:sz="4"/>
+          <w:insideV w:val="single" w:color="auto" w:sz="4"/>
+        </w:tblBorders>
+      </w:tblPr>
+      <w:tblGrid>
+        <w:gridCol w:w="10090"/>
+      </w:tblGrid>
+      <w:tr>
+        <w:trPr>
+          <w:trHeight w:val="340" w:hRule="exact"/>
+        </w:trPr>
+        <w:tc>
+          <w:tcPr>
+            <w:tcW w:type="dxa" w:w="10090"/>
+            <w:tcBorders>
               <w:top w:val="single" w:color="B9CCDE" w:sz="4"/>
               <w:left w:val="single" w:color="B9CCDE" w:sz="4"/>
               <w:bottom w:val="single" w:color="B9CCDE" w:sz="4"/>
@@ -125,6 +244,7 @@
                 <w:rFonts w:ascii="Malgun Gothic" w:eastAsia="Malgun Gothic" w:hAnsi="Malgun Gothic"/>
                 <w:b/>
                 <w:bCs/>
+                <w:snapToGrid w:val="false"/>
                 <w:color w:val="FFFFFF"/>
                 <w:sz w:val="19"/>
                 <w:szCs w:val="19"/>
@@ -154,6 +274,9 @@
         <w:gridCol w:w="3340"/>
       </w:tblGrid>
       <w:tr>
+        <w:trPr>
+          <w:trHeight w:val="431" w:hRule="exact"/>
+        </w:trPr>
         <w:tc>
           <w:tcPr>
             <w:tcW w:type="dxa" w:w="1700"/>
@@ -181,6 +304,7 @@
                 <w:rFonts w:ascii="Malgun Gothic" w:eastAsia="Malgun Gothic" w:hAnsi="Malgun Gothic"/>
                 <w:b/>
                 <w:bCs/>
+                <w:snapToGrid w:val="false"/>
                 <w:color w:val="231916"/>
                 <w:sz w:val="18"/>
                 <w:szCs w:val="18"/>
@@ -239,6 +363,7 @@
                 <w:rFonts w:ascii="Malgun Gothic" w:eastAsia="Malgun Gothic" w:hAnsi="Malgun Gothic"/>
                 <w:b/>
                 <w:bCs/>
+                <w:snapToGrid w:val="false"/>
                 <w:color w:val="231916"/>
                 <w:sz w:val="18"/>
                 <w:szCs w:val="18"/>
@@ -272,6 +397,9 @@
         </w:tc>
       </w:tr>
       <w:tr>
+        <w:trPr>
+          <w:trHeight w:val="431" w:hRule="exact"/>
+        </w:trPr>
         <w:tc>
           <w:tcPr>
             <w:tcW w:type="dxa" w:w="1700"/>
@@ -299,6 +427,7 @@
                 <w:rFonts w:ascii="Malgun Gothic" w:eastAsia="Malgun Gothic" w:hAnsi="Malgun Gothic"/>
                 <w:b/>
                 <w:bCs/>
+                <w:snapToGrid w:val="false"/>
                 <w:color w:val="231916"/>
                 <w:sz w:val="18"/>
                 <w:szCs w:val="18"/>
@@ -357,6 +486,7 @@
                 <w:rFonts w:ascii="Malgun Gothic" w:eastAsia="Malgun Gothic" w:hAnsi="Malgun Gothic"/>
                 <w:b/>
                 <w:bCs/>
+                <w:snapToGrid w:val="false"/>
                 <w:color w:val="231916"/>
                 <w:sz w:val="18"/>
                 <w:szCs w:val="18"/>
@@ -390,6 +520,9 @@
         </w:tc>
       </w:tr>
       <w:tr>
+        <w:trPr>
+          <w:trHeight w:val="431" w:hRule="exact"/>
+        </w:trPr>
         <w:tc>
           <w:tcPr>
             <w:tcW w:type="dxa" w:w="1700"/>
@@ -417,6 +550,7 @@
                 <w:rFonts w:ascii="Malgun Gothic" w:eastAsia="Malgun Gothic" w:hAnsi="Malgun Gothic"/>
                 <w:b/>
                 <w:bCs/>
+                <w:snapToGrid w:val="false"/>
                 <w:color w:val="231916"/>
                 <w:sz w:val="18"/>
                 <w:szCs w:val="18"/>
@@ -475,6 +609,7 @@
                 <w:rFonts w:ascii="Malgun Gothic" w:eastAsia="Malgun Gothic" w:hAnsi="Malgun Gothic"/>
                 <w:b/>
                 <w:bCs/>
+                <w:snapToGrid w:val="false"/>
                 <w:color w:val="231916"/>
                 <w:sz w:val="18"/>
                 <w:szCs w:val="18"/>
@@ -531,6 +666,9 @@
         <w:gridCol w:w="2140"/>
       </w:tblGrid>
       <w:tr>
+        <w:trPr>
+          <w:trHeight w:val="431" w:hRule="exact"/>
+        </w:trPr>
         <w:tc>
           <w:tcPr>
             <w:tcW w:type="dxa" w:w="900"/>
@@ -558,6 +696,7 @@
                 <w:rFonts w:ascii="Malgun Gothic" w:eastAsia="Malgun Gothic" w:hAnsi="Malgun Gothic"/>
                 <w:b/>
                 <w:bCs/>
+                <w:snapToGrid w:val="false"/>
                 <w:color w:val="231916"/>
                 <w:sz w:val="18"/>
                 <w:szCs w:val="18"/>
@@ -616,6 +755,7 @@
                 <w:rFonts w:ascii="Malgun Gothic" w:eastAsia="Malgun Gothic" w:hAnsi="Malgun Gothic"/>
                 <w:b/>
                 <w:bCs/>
+                <w:snapToGrid w:val="false"/>
                 <w:color w:val="231916"/>
                 <w:sz w:val="18"/>
                 <w:szCs w:val="18"/>
@@ -674,6 +814,7 @@
                 <w:rFonts w:ascii="Malgun Gothic" w:eastAsia="Malgun Gothic" w:hAnsi="Malgun Gothic"/>
                 <w:b/>
                 <w:bCs/>
+                <w:snapToGrid w:val="false"/>
                 <w:color w:val="231916"/>
                 <w:sz w:val="18"/>
                 <w:szCs w:val="18"/>
@@ -732,6 +873,7 @@
                 <w:rFonts w:ascii="Malgun Gothic" w:eastAsia="Malgun Gothic" w:hAnsi="Malgun Gothic"/>
                 <w:b/>
                 <w:bCs/>
+                <w:snapToGrid w:val="false"/>
                 <w:color w:val="231916"/>
                 <w:sz w:val="18"/>
                 <w:szCs w:val="18"/>
@@ -766,6 +908,7 @@
                 <w:rFonts w:ascii="Malgun Gothic" w:eastAsia="Malgun Gothic" w:hAnsi="Malgun Gothic"/>
                 <w:b w:val="false"/>
                 <w:bCs w:val="false"/>
+                <w:snapToGrid w:val="false"/>
                 <w:color w:val="231916"/>
                 <w:sz w:val="16"/>
                 <w:szCs w:val="16"/>
@@ -797,6 +940,9 @@
         <w:gridCol w:w="10090"/>
       </w:tblGrid>
       <w:tr>
+        <w:trPr>
+          <w:trHeight w:val="340" w:hRule="exact"/>
+        </w:trPr>
         <w:tc>
           <w:tcPr>
             <w:tcW w:type="dxa" w:w="10090"/>
@@ -824,6 +970,7 @@
                 <w:rFonts w:ascii="Malgun Gothic" w:eastAsia="Malgun Gothic" w:hAnsi="Malgun Gothic"/>
                 <w:b/>
                 <w:bCs/>
+                <w:snapToGrid w:val="false"/>
                 <w:color w:val="FFFFFF"/>
                 <w:sz w:val="19"/>
                 <w:szCs w:val="19"/>
@@ -853,6 +1000,9 @@
         <w:gridCol w:w="3590"/>
       </w:tblGrid>
       <w:tr>
+        <w:trPr>
+          <w:trHeight w:val="431" w:hRule="exact"/>
+        </w:trPr>
         <w:tc>
           <w:tcPr>
             <w:tcW w:type="dxa" w:w="1600"/>
@@ -880,6 +1030,7 @@
                 <w:rFonts w:ascii="Malgun Gothic" w:eastAsia="Malgun Gothic" w:hAnsi="Malgun Gothic"/>
                 <w:b/>
                 <w:bCs/>
+                <w:snapToGrid w:val="false"/>
                 <w:color w:val="231916"/>
                 <w:sz w:val="18"/>
                 <w:szCs w:val="18"/>
@@ -938,6 +1089,7 @@
                 <w:rFonts w:ascii="Malgun Gothic" w:eastAsia="Malgun Gothic" w:hAnsi="Malgun Gothic"/>
                 <w:b/>
                 <w:bCs/>
+                <w:snapToGrid w:val="false"/>
                 <w:color w:val="231916"/>
                 <w:sz w:val="18"/>
                 <w:szCs w:val="18"/>
@@ -988,6 +1140,9 @@
         <w:gridCol w:w="8190"/>
       </w:tblGrid>
       <w:tr>
+        <w:trPr>
+          <w:trHeight w:val="431" w:hRule="exact"/>
+        </w:trPr>
         <w:tc>
           <w:tcPr>
             <w:tcW w:type="dxa" w:w="1900"/>
@@ -1015,6 +1170,7 @@
                 <w:rFonts w:ascii="Malgun Gothic" w:eastAsia="Malgun Gothic" w:hAnsi="Malgun Gothic"/>
                 <w:b/>
                 <w:bCs/>
+                <w:snapToGrid w:val="false"/>
                 <w:color w:val="231916"/>
                 <w:sz w:val="18"/>
                 <w:szCs w:val="18"/>
@@ -1049,6 +1205,7 @@
                 <w:rFonts w:ascii="Malgun Gothic" w:eastAsia="Malgun Gothic" w:hAnsi="Malgun Gothic"/>
                 <w:b w:val="false"/>
                 <w:bCs w:val="false"/>
+                <w:snapToGrid w:val="false"/>
                 <w:color w:val="231916"/>
                 <w:sz w:val="18"/>
                 <w:szCs w:val="18"/>
@@ -1080,6 +1237,9 @@
         <w:gridCol w:w="10090"/>
       </w:tblGrid>
       <w:tr>
+        <w:trPr>
+          <w:trHeight w:val="340" w:hRule="exact"/>
+        </w:trPr>
         <w:tc>
           <w:tcPr>
             <w:tcW w:type="dxa" w:w="10090"/>
@@ -1107,6 +1267,7 @@
                 <w:rFonts w:ascii="Malgun Gothic" w:eastAsia="Malgun Gothic" w:hAnsi="Malgun Gothic"/>
                 <w:b/>
                 <w:bCs/>
+                <w:snapToGrid w:val="false"/>
                 <w:color w:val="FFFFFF"/>
                 <w:sz w:val="19"/>
                 <w:szCs w:val="19"/>
@@ -1136,6 +1297,9 @@
         <w:gridCol w:w="4190"/>
       </w:tblGrid>
       <w:tr>
+        <w:trPr>
+          <w:trHeight w:val="431" w:hRule="exact"/>
+        </w:trPr>
         <w:tc>
           <w:tcPr>
             <w:tcW w:type="dxa" w:w="1600"/>
@@ -1163,6 +1327,7 @@
                 <w:rFonts w:ascii="Malgun Gothic" w:eastAsia="Malgun Gothic" w:hAnsi="Malgun Gothic"/>
                 <w:b/>
                 <w:bCs/>
+                <w:snapToGrid w:val="false"/>
                 <w:color w:val="231916"/>
                 <w:sz w:val="18"/>
                 <w:szCs w:val="18"/>
@@ -1197,6 +1362,7 @@
                 <w:rFonts w:ascii="Malgun Gothic" w:eastAsia="Malgun Gothic" w:hAnsi="Malgun Gothic"/>
                 <w:b w:val="false"/>
                 <w:bCs w:val="false"/>
+                <w:snapToGrid w:val="false"/>
                 <w:color w:val="231916"/>
                 <w:sz w:val="18"/>
                 <w:szCs w:val="18"/>
@@ -1232,6 +1398,7 @@
                 <w:rFonts w:ascii="Malgun Gothic" w:eastAsia="Malgun Gothic" w:hAnsi="Malgun Gothic"/>
                 <w:b/>
                 <w:bCs/>
+                <w:snapToGrid w:val="false"/>
                 <w:color w:val="231916"/>
                 <w:sz w:val="18"/>
                 <w:szCs w:val="18"/>
@@ -1266,6 +1433,7 @@
                 <w:rFonts w:ascii="Malgun Gothic" w:eastAsia="Malgun Gothic" w:hAnsi="Malgun Gothic"/>
                 <w:b w:val="false"/>
                 <w:bCs w:val="false"/>
+                <w:snapToGrid w:val="false"/>
                 <w:color w:val="231916"/>
                 <w:sz w:val="18"/>
                 <w:szCs w:val="18"/>
@@ -1293,6 +1461,9 @@
         <w:gridCol w:w="8190"/>
       </w:tblGrid>
       <w:tr>
+        <w:trPr>
+          <w:trHeight w:val="431" w:hRule="exact"/>
+        </w:trPr>
         <w:tc>
           <w:tcPr>
             <w:tcW w:type="dxa" w:w="1900"/>
@@ -1320,6 +1491,7 @@
                 <w:rFonts w:ascii="Malgun Gothic" w:eastAsia="Malgun Gothic" w:hAnsi="Malgun Gothic"/>
                 <w:b/>
                 <w:bCs/>
+                <w:snapToGrid w:val="false"/>
                 <w:color w:val="231916"/>
                 <w:sz w:val="18"/>
                 <w:szCs w:val="18"/>
@@ -1353,6 +1525,9 @@
         </w:tc>
       </w:tr>
       <w:tr>
+        <w:trPr>
+          <w:trHeight w:val="431" w:hRule="exact"/>
+        </w:trPr>
         <w:tc>
           <w:tcPr>
             <w:tcW w:type="dxa" w:w="1900"/>
@@ -1380,6 +1555,7 @@
                 <w:rFonts w:ascii="Malgun Gothic" w:eastAsia="Malgun Gothic" w:hAnsi="Malgun Gothic"/>
                 <w:b/>
                 <w:bCs/>
+                <w:snapToGrid w:val="false"/>
                 <w:color w:val="231916"/>
                 <w:sz w:val="18"/>
                 <w:szCs w:val="18"/>
@@ -1414,6 +1590,7 @@
                 <w:rFonts w:ascii="Malgun Gothic" w:eastAsia="Malgun Gothic" w:hAnsi="Malgun Gothic"/>
                 <w:b w:val="false"/>
                 <w:bCs w:val="false"/>
+                <w:snapToGrid w:val="false"/>
                 <w:color w:val="231916"/>
                 <w:sz w:val="18"/>
                 <w:szCs w:val="18"/>
@@ -1440,6 +1617,9 @@
         <w:gridCol w:w="10090"/>
       </w:tblGrid>
       <w:tr>
+        <w:trPr>
+          <w:trHeight w:val="380" w:hRule="exact"/>
+        </w:trPr>
         <w:tc>
           <w:tcPr>
             <w:tcW w:type="dxa" w:w="10090"/>
@@ -1466,6 +1646,7 @@
                 <w:rFonts w:ascii="Malgun Gothic" w:eastAsia="Malgun Gothic" w:hAnsi="Malgun Gothic"/>
                 <w:b w:val="false"/>
                 <w:bCs w:val="false"/>
+                <w:snapToGrid w:val="false"/>
                 <w:color w:val="231916"/>
                 <w:sz w:val="18"/>
                 <w:szCs w:val="18"/>
@@ -1497,6 +1678,9 @@
         <w:gridCol w:w="10090"/>
       </w:tblGrid>
       <w:tr>
+        <w:trPr>
+          <w:trHeight w:val="340" w:hRule="exact"/>
+        </w:trPr>
         <w:tc>
           <w:tcPr>
             <w:tcW w:type="dxa" w:w="10090"/>
@@ -1524,6 +1708,7 @@
                 <w:rFonts w:ascii="Malgun Gothic" w:eastAsia="Malgun Gothic" w:hAnsi="Malgun Gothic"/>
                 <w:b/>
                 <w:bCs/>
+                <w:snapToGrid w:val="false"/>
                 <w:color w:val="FFFFFF"/>
                 <w:sz w:val="19"/>
                 <w:szCs w:val="19"/>
@@ -1553,6 +1738,9 @@
         <w:gridCol w:w="3790"/>
       </w:tblGrid>
       <w:tr>
+        <w:trPr>
+          <w:trHeight w:val="431" w:hRule="exact"/>
+        </w:trPr>
         <w:tc>
           <w:tcPr>
             <w:tcW w:type="dxa" w:w="1500"/>
@@ -1580,6 +1768,7 @@
                 <w:rFonts w:ascii="Malgun Gothic" w:eastAsia="Malgun Gothic" w:hAnsi="Malgun Gothic"/>
                 <w:b/>
                 <w:bCs/>
+                <w:snapToGrid w:val="false"/>
                 <w:color w:val="231916"/>
                 <w:sz w:val="18"/>
                 <w:szCs w:val="18"/>
@@ -1614,6 +1803,7 @@
                 <w:rFonts w:ascii="Malgun Gothic" w:eastAsia="Malgun Gothic" w:hAnsi="Malgun Gothic"/>
                 <w:b w:val="false"/>
                 <w:bCs w:val="false"/>
+                <w:snapToGrid w:val="false"/>
                 <w:color w:val="231916"/>
                 <w:sz w:val="16"/>
                 <w:szCs w:val="16"/>
@@ -1649,6 +1839,7 @@
                 <w:rFonts w:ascii="Malgun Gothic" w:eastAsia="Malgun Gothic" w:hAnsi="Malgun Gothic"/>
                 <w:b/>
                 <w:bCs/>
+                <w:snapToGrid w:val="false"/>
                 <w:color w:val="231916"/>
                 <w:sz w:val="18"/>
                 <w:szCs w:val="18"/>
@@ -1683,6 +1874,7 @@
                 <w:rFonts w:ascii="Malgun Gothic" w:eastAsia="Malgun Gothic" w:hAnsi="Malgun Gothic"/>
                 <w:b w:val="false"/>
                 <w:bCs w:val="false"/>
+                <w:snapToGrid w:val="false"/>
                 <w:color w:val="231916"/>
                 <w:sz w:val="16"/>
                 <w:szCs w:val="16"/>
@@ -1709,6 +1901,9 @@
         <w:gridCol w:w="10090"/>
       </w:tblGrid>
       <w:tr>
+        <w:trPr>
+          <w:trHeight w:val="380" w:hRule="exact"/>
+        </w:trPr>
         <w:tc>
           <w:tcPr>
             <w:tcW w:type="dxa" w:w="10090"/>
@@ -1735,6 +1930,7 @@
                 <w:rFonts w:ascii="Malgun Gothic" w:eastAsia="Malgun Gothic" w:hAnsi="Malgun Gothic"/>
                 <w:b w:val="false"/>
                 <w:bCs w:val="false"/>
+                <w:snapToGrid w:val="false"/>
                 <w:color w:val="231916"/>
                 <w:sz w:val="18"/>
                 <w:szCs w:val="18"/>
@@ -1766,6 +1962,9 @@
         <w:gridCol w:w="10090"/>
       </w:tblGrid>
       <w:tr>
+        <w:trPr>
+          <w:trHeight w:val="340" w:hRule="exact"/>
+        </w:trPr>
         <w:tc>
           <w:tcPr>
             <w:tcW w:type="dxa" w:w="10090"/>
@@ -1793,6 +1992,7 @@
                 <w:rFonts w:ascii="Malgun Gothic" w:eastAsia="Malgun Gothic" w:hAnsi="Malgun Gothic"/>
                 <w:b/>
                 <w:bCs/>
+                <w:snapToGrid w:val="false"/>
                 <w:color w:val="FFFFFF"/>
                 <w:sz w:val="19"/>
                 <w:szCs w:val="19"/>
@@ -1822,6 +2022,9 @@
         <w:gridCol w:w="3590"/>
       </w:tblGrid>
       <w:tr>
+        <w:trPr>
+          <w:trHeight w:val="431" w:hRule="exact"/>
+        </w:trPr>
         <w:tc>
           <w:tcPr>
             <w:tcW w:type="dxa" w:w="1800"/>
@@ -1849,6 +2052,7 @@
                 <w:rFonts w:ascii="Malgun Gothic" w:eastAsia="Malgun Gothic" w:hAnsi="Malgun Gothic"/>
                 <w:b/>
                 <w:bCs/>
+                <w:snapToGrid w:val="false"/>
                 <w:color w:val="231916"/>
                 <w:sz w:val="18"/>
                 <w:szCs w:val="18"/>
@@ -1907,6 +2111,7 @@
                 <w:rFonts w:ascii="Malgun Gothic" w:eastAsia="Malgun Gothic" w:hAnsi="Malgun Gothic"/>
                 <w:b/>
                 <w:bCs/>
+                <w:snapToGrid w:val="false"/>
                 <w:color w:val="231916"/>
                 <w:sz w:val="18"/>
                 <w:szCs w:val="18"/>
@@ -1941,6 +2146,7 @@
                 <w:rFonts w:ascii="Malgun Gothic" w:eastAsia="Malgun Gothic" w:hAnsi="Malgun Gothic"/>
                 <w:b w:val="false"/>
                 <w:bCs w:val="false"/>
+                <w:snapToGrid w:val="false"/>
                 <w:color w:val="231916"/>
                 <w:sz w:val="16"/>
                 <w:szCs w:val="16"/>
@@ -1968,6 +2174,9 @@
         <w:gridCol w:w="8490"/>
       </w:tblGrid>
       <w:tr>
+        <w:trPr>
+          <w:trHeight w:val="431" w:hRule="exact"/>
+        </w:trPr>
         <w:tc>
           <w:tcPr>
             <w:tcW w:type="dxa" w:w="1600"/>
@@ -1995,6 +2204,7 @@
                 <w:rFonts w:ascii="Malgun Gothic" w:eastAsia="Malgun Gothic" w:hAnsi="Malgun Gothic"/>
                 <w:b/>
                 <w:bCs/>
+                <w:snapToGrid w:val="false"/>
                 <w:color w:val="231916"/>
                 <w:sz w:val="18"/>
                 <w:szCs w:val="18"/>
@@ -2029,6 +2239,7 @@
                 <w:rFonts w:ascii="Malgun Gothic" w:eastAsia="Malgun Gothic" w:hAnsi="Malgun Gothic"/>
                 <w:b w:val="false"/>
                 <w:bCs w:val="false"/>
+                <w:snapToGrid w:val="false"/>
                 <w:color w:val="231916"/>
                 <w:sz w:val="16"/>
                 <w:szCs w:val="16"/>
@@ -2039,6 +2250,9 @@
         </w:tc>
       </w:tr>
       <w:tr>
+        <w:trPr>
+          <w:trHeight w:val="431" w:hRule="exact"/>
+        </w:trPr>
         <w:tc>
           <w:tcPr>
             <w:tcW w:type="dxa" w:w="1600"/>
@@ -2066,6 +2280,7 @@
                 <w:rFonts w:ascii="Malgun Gothic" w:eastAsia="Malgun Gothic" w:hAnsi="Malgun Gothic"/>
                 <w:b/>
                 <w:bCs/>
+                <w:snapToGrid w:val="false"/>
                 <w:color w:val="231916"/>
                 <w:sz w:val="18"/>
                 <w:szCs w:val="18"/>
@@ -2100,6 +2315,7 @@
                 <w:rFonts w:ascii="Malgun Gothic" w:eastAsia="Malgun Gothic" w:hAnsi="Malgun Gothic"/>
                 <w:b w:val="false"/>
                 <w:bCs w:val="false"/>
+                <w:snapToGrid w:val="false"/>
                 <w:color w:val="231916"/>
                 <w:sz w:val="16"/>
                 <w:szCs w:val="16"/>
@@ -2131,6 +2347,9 @@
         <w:gridCol w:w="10090"/>
       </w:tblGrid>
       <w:tr>
+        <w:trPr>
+          <w:trHeight w:val="340" w:hRule="exact"/>
+        </w:trPr>
         <w:tc>
           <w:tcPr>
             <w:tcW w:type="dxa" w:w="10090"/>
@@ -2158,6 +2377,7 @@
                 <w:rFonts w:ascii="Malgun Gothic" w:eastAsia="Malgun Gothic" w:hAnsi="Malgun Gothic"/>
                 <w:b/>
                 <w:bCs/>
+                <w:snapToGrid w:val="false"/>
                 <w:color w:val="FFFFFF"/>
                 <w:sz w:val="19"/>
                 <w:szCs w:val="19"/>
@@ -2184,6 +2404,9 @@
         <w:gridCol w:w="10090"/>
       </w:tblGrid>
       <w:tr>
+        <w:trPr>
+          <w:trHeight w:val="380" w:hRule="exact"/>
+        </w:trPr>
         <w:tc>
           <w:tcPr>
             <w:tcW w:type="dxa" w:w="10090"/>
@@ -2210,6 +2433,7 @@
                 <w:rFonts w:ascii="Malgun Gothic" w:eastAsia="Malgun Gothic" w:hAnsi="Malgun Gothic"/>
                 <w:b w:val="false"/>
                 <w:bCs w:val="false"/>
+                <w:snapToGrid w:val="false"/>
                 <w:color w:val="231916"/>
                 <w:sz w:val="18"/>
                 <w:szCs w:val="18"/>
@@ -2220,6 +2444,9 @@
         </w:tc>
       </w:tr>
       <w:tr>
+        <w:trPr>
+          <w:trHeight w:val="380" w:hRule="exact"/>
+        </w:trPr>
         <w:tc>
           <w:tcPr>
             <w:tcW w:type="dxa" w:w="10090"/>
@@ -2246,6 +2473,7 @@
                 <w:rFonts w:ascii="Malgun Gothic" w:eastAsia="Malgun Gothic" w:hAnsi="Malgun Gothic"/>
                 <w:b w:val="false"/>
                 <w:bCs w:val="false"/>
+                <w:snapToGrid w:val="false"/>
                 <w:color w:val="231916"/>
                 <w:sz w:val="18"/>
                 <w:szCs w:val="18"/>
@@ -2277,6 +2505,9 @@
         <w:gridCol w:w="10090"/>
       </w:tblGrid>
       <w:tr>
+        <w:trPr>
+          <w:trHeight w:val="340" w:hRule="exact"/>
+        </w:trPr>
         <w:tc>
           <w:tcPr>
             <w:tcW w:type="dxa" w:w="10090"/>
@@ -2304,6 +2535,7 @@
                 <w:rFonts w:ascii="Malgun Gothic" w:eastAsia="Malgun Gothic" w:hAnsi="Malgun Gothic"/>
                 <w:b/>
                 <w:bCs/>
+                <w:snapToGrid w:val="false"/>
                 <w:color w:val="FFFFFF"/>
                 <w:sz w:val="19"/>
                 <w:szCs w:val="19"/>
@@ -2330,6 +2562,9 @@
         <w:gridCol w:w="10090"/>
       </w:tblGrid>
       <w:tr>
+        <w:trPr>
+          <w:trHeight w:val="560" w:hRule="exact"/>
+        </w:trPr>
         <w:tc>
           <w:tcPr>
             <w:tcW w:type="dxa" w:w="10090"/>
@@ -2356,6 +2591,7 @@
                 <w:rFonts w:ascii="Malgun Gothic" w:eastAsia="Malgun Gothic" w:hAnsi="Malgun Gothic"/>
                 <w:b w:val="false"/>
                 <w:bCs w:val="false"/>
+                <w:snapToGrid w:val="false"/>
                 <w:color w:val="231916"/>
                 <w:sz w:val="17"/>
                 <w:szCs w:val="17"/>
@@ -2387,6 +2623,9 @@
         <w:gridCol w:w="10090"/>
       </w:tblGrid>
       <w:tr>
+        <w:trPr>
+          <w:trHeight w:val="400" w:hRule="exact"/>
+        </w:trPr>
         <w:tc>
           <w:tcPr>
             <w:tcW w:type="dxa" w:w="10090"/>
@@ -2414,6 +2653,7 @@
                 <w:rFonts w:ascii="Malgun Gothic" w:eastAsia="Malgun Gothic" w:hAnsi="Malgun Gothic"/>
                 <w:b/>
                 <w:bCs/>
+                <w:snapToGrid w:val="false"/>
                 <w:color w:val="231916"/>
                 <w:sz w:val="19"/>
                 <w:szCs w:val="19"/>
@@ -2450,6 +2690,9 @@
         <w:gridCol w:w="1590"/>
       </w:tblGrid>
       <w:tr>
+        <w:trPr>
+          <w:trHeight w:val="560" w:hRule="exact"/>
+        </w:trPr>
         <w:tc>
           <w:tcPr>
             <w:tcW w:type="dxa" w:w="1000"/>
@@ -2477,6 +2720,7 @@
                 <w:rFonts w:ascii="Malgun Gothic" w:eastAsia="Malgun Gothic" w:hAnsi="Malgun Gothic"/>
                 <w:b/>
                 <w:bCs/>
+                <w:snapToGrid w:val="false"/>
                 <w:color w:val="231916"/>
                 <w:sz w:val="18"/>
                 <w:szCs w:val="18"/>
@@ -2511,6 +2755,7 @@
                 <w:rFonts w:ascii="Malgun Gothic" w:eastAsia="Malgun Gothic" w:hAnsi="Malgun Gothic"/>
                 <w:b w:val="false"/>
                 <w:bCs w:val="false"/>
+                <w:snapToGrid w:val="false"/>
                 <w:color w:val="231916"/>
                 <w:sz w:val="18"/>
                 <w:szCs w:val="18"/>
@@ -2546,6 +2791,7 @@
                 <w:rFonts w:ascii="Malgun Gothic" w:eastAsia="Malgun Gothic" w:hAnsi="Malgun Gothic"/>
                 <w:b/>
                 <w:bCs/>
+                <w:snapToGrid w:val="false"/>
                 <w:color w:val="231916"/>
                 <w:sz w:val="18"/>
                 <w:szCs w:val="18"/>
@@ -2580,6 +2826,7 @@
                 <w:rFonts w:ascii="Malgun Gothic" w:eastAsia="Malgun Gothic" w:hAnsi="Malgun Gothic"/>
                 <w:b w:val="false"/>
                 <w:bCs w:val="false"/>
+                <w:snapToGrid w:val="false"/>
                 <w:color w:val="231916"/>
                 <w:sz w:val="18"/>
                 <w:szCs w:val="18"/>
@@ -2615,6 +2862,7 @@
                 <w:rFonts w:ascii="Malgun Gothic" w:eastAsia="Malgun Gothic" w:hAnsi="Malgun Gothic"/>
                 <w:b/>
                 <w:bCs/>
+                <w:snapToGrid w:val="false"/>
                 <w:color w:val="231916"/>
                 <w:sz w:val="18"/>
                 <w:szCs w:val="18"/>
@@ -2649,11 +2897,68 @@
                 <w:rFonts w:ascii="Malgun Gothic" w:eastAsia="Malgun Gothic" w:hAnsi="Malgun Gothic"/>
                 <w:b w:val="false"/>
                 <w:bCs w:val="false"/>
+                <w:snapToGrid w:val="false"/>
                 <w:color w:val="231916"/>
                 <w:sz w:val="18"/>
                 <w:szCs w:val="18"/>
               </w:rPr>
               <w:t xml:space="preserve">성명 : ______ (서명)</w:t>
+            </w:r>
+          </w:p>
+        </w:tc>
+      </w:tr>
+    </w:tbl>
+    <w:tbl>
+      <w:tblPr>
+        <w:tblW w:type="dxa" w:w="10090"/>
+        <w:tblBorders>
+          <w:top w:val="single" w:color="auto" w:sz="4"/>
+          <w:left w:val="single" w:color="auto" w:sz="4"/>
+          <w:bottom w:val="single" w:color="auto" w:sz="4"/>
+          <w:right w:val="single" w:color="auto" w:sz="4"/>
+          <w:insideH w:val="single" w:color="auto" w:sz="4"/>
+          <w:insideV w:val="single" w:color="auto" w:sz="4"/>
+        </w:tblBorders>
+      </w:tblPr>
+      <w:tblGrid>
+        <w:gridCol w:w="10090"/>
+      </w:tblGrid>
+      <w:tr>
+        <w:trPr>
+          <w:trHeight w:val="320" w:hRule="exact"/>
+        </w:trPr>
+        <w:tc>
+          <w:tcPr>
+            <w:tcW w:type="dxa" w:w="10090"/>
+            <w:tcBorders>
+              <w:top w:val="single" w:color="035293" w:sz="8"/>
+              <w:left w:val="none" w:color="FFFFFF" w:sz="0"/>
+              <w:bottom w:val="none" w:color="FFFFFF" w:sz="0"/>
+              <w:right w:val="none" w:color="FFFFFF" w:sz="0"/>
+            </w:tcBorders>
+            <w:tcMar>
+              <w:top w:type="dxa" w:w="60"/>
+              <w:left w:type="dxa" w:w="0"/>
+              <w:bottom w:type="dxa" w:w="0"/>
+              <w:right w:type="dxa" w:w="0"/>
+            </w:tcMar>
+            <w:vAlign w:val="center"/>
+          </w:tcPr>
+          <w:p>
+            <w:pPr>
+              <w:spacing w:after="0" w:before="0" w:line="196" w:lineRule="exact"/>
+            </w:pPr>
+            <w:r>
+              <w:rPr>
+                <w:rFonts w:ascii="Malgun Gothic" w:eastAsia="Malgun Gothic" w:hAnsi="Malgun Gothic"/>
+                <w:b w:val="false"/>
+                <w:bCs w:val="false"/>
+                <w:snapToGrid w:val="false"/>
+                <w:color w:val="6B7683"/>
+                <w:sz w:val="14"/>
+                <w:szCs w:val="14"/>
+              </w:rPr>
+              <w:t xml:space="preserve">사단법인 한국동물병원협회 · 회원병원 실무 소식지 제공 양식 (KAHA-F-2604) — 병원 실정에 맞게 수정 후 사용하십시오.</w:t>
             </w:r>
           </w:p>
         </w:tc>
@@ -2661,22 +2966,8 @@
     </w:tbl>
     <w:p>
       <w:pPr>
-        <w:pBdr>
-          <w:top w:val="single" w:color="035293" w:sz="8" w:space="4"/>
-        </w:pBdr>
-        <w:spacing w:before="80" w:line="210" w:lineRule="exact"/>
+        <w:spacing w:after="0" w:before="0" w:line="120" w:lineRule="exact"/>
       </w:pPr>
-      <w:r>
-        <w:rPr>
-          <w:rFonts w:ascii="Malgun Gothic" w:eastAsia="Malgun Gothic" w:hAnsi="Malgun Gothic"/>
-          <w:b w:val="false"/>
-          <w:bCs w:val="false"/>
-          <w:color w:val="6B7683"/>
-          <w:sz w:val="14"/>
-          <w:szCs w:val="14"/>
-        </w:rPr>
-        <w:t xml:space="preserve">사단법인 한국동물병원협회 · 회원병원 실무 소식지 제공 양식 (KAHA-F-2604) — 병원 실정에 맞게 수정 후 사용하십시오.</w:t>
-      </w:r>
     </w:p>
     <w:sectPr>
       <w:pgSz w:w="11906" w:h="16838" w:orient="portrait"/>
